--- a/docs/HospitalIntelligenceR_ProjectStructure.docx
+++ b/docs/HospitalIntelligenceR_ProjectStructure.docx
@@ -728,12 +728,6 @@
         <w:gridCol w:w="5560"/>
       </w:tblGrid>
       <w:tr>
-        <w:tblPrEx>
-          <w:tblCellMar>
-            <w:top w:w="0" w:type="dxa"/>
-            <w:bottom w:w="0" w:type="dxa"/>
-          </w:tblCellMar>
-        </w:tblPrEx>
         <w:trPr>
           <w:tblHeader/>
         </w:trPr>
@@ -799,12 +793,6 @@
         </w:tc>
       </w:tr>
       <w:tr>
-        <w:tblPrEx>
-          <w:tblCellMar>
-            <w:top w:w="0" w:type="dxa"/>
-            <w:bottom w:w="0" w:type="dxa"/>
-          </w:tblCellMar>
-        </w:tblPrEx>
         <w:tc>
           <w:tcPr>
             <w:tcW w:w="3800" w:type="dxa"/>
@@ -875,12 +863,6 @@
         </w:tc>
       </w:tr>
       <w:tr>
-        <w:tblPrEx>
-          <w:tblCellMar>
-            <w:top w:w="0" w:type="dxa"/>
-            <w:bottom w:w="0" w:type="dxa"/>
-          </w:tblCellMar>
-        </w:tblPrEx>
         <w:tc>
           <w:tcPr>
             <w:tcW w:w="3800" w:type="dxa"/>
@@ -939,12 +921,6 @@
         </w:tc>
       </w:tr>
       <w:tr>
-        <w:tblPrEx>
-          <w:tblCellMar>
-            <w:top w:w="0" w:type="dxa"/>
-            <w:bottom w:w="0" w:type="dxa"/>
-          </w:tblCellMar>
-        </w:tblPrEx>
         <w:tc>
           <w:tcPr>
             <w:tcW w:w="3800" w:type="dxa"/>
@@ -1011,12 +987,6 @@
         </w:tc>
       </w:tr>
       <w:tr>
-        <w:tblPrEx>
-          <w:tblCellMar>
-            <w:top w:w="0" w:type="dxa"/>
-            <w:bottom w:w="0" w:type="dxa"/>
-          </w:tblCellMar>
-        </w:tblPrEx>
         <w:tc>
           <w:tcPr>
             <w:tcW w:w="3800" w:type="dxa"/>
@@ -1083,12 +1053,6 @@
         </w:tc>
       </w:tr>
       <w:tr>
-        <w:tblPrEx>
-          <w:tblCellMar>
-            <w:top w:w="0" w:type="dxa"/>
-            <w:bottom w:w="0" w:type="dxa"/>
-          </w:tblCellMar>
-        </w:tblPrEx>
         <w:tc>
           <w:tcPr>
             <w:tcW w:w="3800" w:type="dxa"/>
@@ -1155,12 +1119,6 @@
         </w:tc>
       </w:tr>
       <w:tr>
-        <w:tblPrEx>
-          <w:tblCellMar>
-            <w:top w:w="0" w:type="dxa"/>
-            <w:bottom w:w="0" w:type="dxa"/>
-          </w:tblCellMar>
-        </w:tblPrEx>
         <w:tc>
           <w:tcPr>
             <w:tcW w:w="3800" w:type="dxa"/>
@@ -1227,12 +1185,6 @@
         </w:tc>
       </w:tr>
       <w:tr>
-        <w:tblPrEx>
-          <w:tblCellMar>
-            <w:top w:w="0" w:type="dxa"/>
-            <w:bottom w:w="0" w:type="dxa"/>
-          </w:tblCellMar>
-        </w:tblPrEx>
         <w:tc>
           <w:tcPr>
             <w:tcW w:w="3800" w:type="dxa"/>
@@ -1299,12 +1251,6 @@
         </w:tc>
       </w:tr>
       <w:tr>
-        <w:tblPrEx>
-          <w:tblCellMar>
-            <w:top w:w="0" w:type="dxa"/>
-            <w:bottom w:w="0" w:type="dxa"/>
-          </w:tblCellMar>
-        </w:tblPrEx>
         <w:tc>
           <w:tcPr>
             <w:tcW w:w="3800" w:type="dxa"/>
@@ -1363,12 +1309,6 @@
         </w:tc>
       </w:tr>
       <w:tr>
-        <w:tblPrEx>
-          <w:tblCellMar>
-            <w:top w:w="0" w:type="dxa"/>
-            <w:bottom w:w="0" w:type="dxa"/>
-          </w:tblCellMar>
-        </w:tblPrEx>
         <w:tc>
           <w:tcPr>
             <w:tcW w:w="3800" w:type="dxa"/>
@@ -1427,12 +1367,6 @@
         </w:tc>
       </w:tr>
       <w:tr>
-        <w:tblPrEx>
-          <w:tblCellMar>
-            <w:top w:w="0" w:type="dxa"/>
-            <w:bottom w:w="0" w:type="dxa"/>
-          </w:tblCellMar>
-        </w:tblPrEx>
         <w:tc>
           <w:tcPr>
             <w:tcW w:w="3800" w:type="dxa"/>
@@ -1499,12 +1433,6 @@
         </w:tc>
       </w:tr>
       <w:tr>
-        <w:tblPrEx>
-          <w:tblCellMar>
-            <w:top w:w="0" w:type="dxa"/>
-            <w:bottom w:w="0" w:type="dxa"/>
-          </w:tblCellMar>
-        </w:tblPrEx>
         <w:tc>
           <w:tcPr>
             <w:tcW w:w="3800" w:type="dxa"/>
@@ -1571,12 +1499,6 @@
         </w:tc>
       </w:tr>
       <w:tr>
-        <w:tblPrEx>
-          <w:tblCellMar>
-            <w:top w:w="0" w:type="dxa"/>
-            <w:bottom w:w="0" w:type="dxa"/>
-          </w:tblCellMar>
-        </w:tblPrEx>
         <w:tc>
           <w:tcPr>
             <w:tcW w:w="3800" w:type="dxa"/>
@@ -1633,12 +1555,6 @@
         </w:tc>
       </w:tr>
       <w:tr>
-        <w:tblPrEx>
-          <w:tblCellMar>
-            <w:top w:w="0" w:type="dxa"/>
-            <w:bottom w:w="0" w:type="dxa"/>
-          </w:tblCellMar>
-        </w:tblPrEx>
         <w:tc>
           <w:tcPr>
             <w:tcW w:w="3800" w:type="dxa"/>
@@ -1697,12 +1613,6 @@
         </w:tc>
       </w:tr>
       <w:tr>
-        <w:tblPrEx>
-          <w:tblCellMar>
-            <w:top w:w="0" w:type="dxa"/>
-            <w:bottom w:w="0" w:type="dxa"/>
-          </w:tblCellMar>
-        </w:tblPrEx>
         <w:tc>
           <w:tcPr>
             <w:tcW w:w="3800" w:type="dxa"/>
@@ -1761,12 +1671,6 @@
         </w:tc>
       </w:tr>
       <w:tr>
-        <w:tblPrEx>
-          <w:tblCellMar>
-            <w:top w:w="0" w:type="dxa"/>
-            <w:bottom w:w="0" w:type="dxa"/>
-          </w:tblCellMar>
-        </w:tblPrEx>
         <w:tc>
           <w:tcPr>
             <w:tcW w:w="3800" w:type="dxa"/>
@@ -1825,12 +1729,6 @@
         </w:tc>
       </w:tr>
       <w:tr>
-        <w:tblPrEx>
-          <w:tblCellMar>
-            <w:top w:w="0" w:type="dxa"/>
-            <w:bottom w:w="0" w:type="dxa"/>
-          </w:tblCellMar>
-        </w:tblPrEx>
         <w:tc>
           <w:tcPr>
             <w:tcW w:w="3800" w:type="dxa"/>
@@ -1889,12 +1787,6 @@
         </w:tc>
       </w:tr>
       <w:tr>
-        <w:tblPrEx>
-          <w:tblCellMar>
-            <w:top w:w="0" w:type="dxa"/>
-            <w:bottom w:w="0" w:type="dxa"/>
-          </w:tblCellMar>
-        </w:tblPrEx>
         <w:tc>
           <w:tcPr>
             <w:tcW w:w="3800" w:type="dxa"/>
@@ -1953,12 +1845,6 @@
         </w:tc>
       </w:tr>
       <w:tr>
-        <w:tblPrEx>
-          <w:tblCellMar>
-            <w:top w:w="0" w:type="dxa"/>
-            <w:bottom w:w="0" w:type="dxa"/>
-          </w:tblCellMar>
-        </w:tblPrEx>
         <w:tc>
           <w:tcPr>
             <w:tcW w:w="3800" w:type="dxa"/>
@@ -2009,12 +1895,6 @@
         </w:tc>
       </w:tr>
       <w:tr>
-        <w:tblPrEx>
-          <w:tblCellMar>
-            <w:top w:w="0" w:type="dxa"/>
-            <w:bottom w:w="0" w:type="dxa"/>
-          </w:tblCellMar>
-        </w:tblPrEx>
         <w:tc>
           <w:tcPr>
             <w:tcW w:w="3800" w:type="dxa"/>
@@ -2065,12 +1945,6 @@
         </w:tc>
       </w:tr>
       <w:tr>
-        <w:tblPrEx>
-          <w:tblCellMar>
-            <w:top w:w="0" w:type="dxa"/>
-            <w:bottom w:w="0" w:type="dxa"/>
-          </w:tblCellMar>
-        </w:tblPrEx>
         <w:tc>
           <w:tcPr>
             <w:tcW w:w="3800" w:type="dxa"/>
@@ -2129,12 +2003,6 @@
         </w:tc>
       </w:tr>
       <w:tr>
-        <w:tblPrEx>
-          <w:tblCellMar>
-            <w:top w:w="0" w:type="dxa"/>
-            <w:bottom w:w="0" w:type="dxa"/>
-          </w:tblCellMar>
-        </w:tblPrEx>
         <w:tc>
           <w:tcPr>
             <w:tcW w:w="3800" w:type="dxa"/>
@@ -2193,12 +2061,6 @@
         </w:tc>
       </w:tr>
       <w:tr>
-        <w:tblPrEx>
-          <w:tblCellMar>
-            <w:top w:w="0" w:type="dxa"/>
-            <w:bottom w:w="0" w:type="dxa"/>
-          </w:tblCellMar>
-        </w:tblPrEx>
         <w:tc>
           <w:tcPr>
             <w:tcW w:w="3800" w:type="dxa"/>
@@ -2257,12 +2119,6 @@
         </w:tc>
       </w:tr>
       <w:tr>
-        <w:tblPrEx>
-          <w:tblCellMar>
-            <w:top w:w="0" w:type="dxa"/>
-            <w:bottom w:w="0" w:type="dxa"/>
-          </w:tblCellMar>
-        </w:tblPrEx>
         <w:tc>
           <w:tcPr>
             <w:tcW w:w="3800" w:type="dxa"/>
@@ -2313,12 +2169,6 @@
         </w:tc>
       </w:tr>
       <w:tr>
-        <w:tblPrEx>
-          <w:tblCellMar>
-            <w:top w:w="0" w:type="dxa"/>
-            <w:bottom w:w="0" w:type="dxa"/>
-          </w:tblCellMar>
-        </w:tblPrEx>
         <w:tc>
           <w:tcPr>
             <w:tcW w:w="3800" w:type="dxa"/>
@@ -2369,12 +2219,6 @@
         </w:tc>
       </w:tr>
       <w:tr>
-        <w:tblPrEx>
-          <w:tblCellMar>
-            <w:top w:w="0" w:type="dxa"/>
-            <w:bottom w:w="0" w:type="dxa"/>
-          </w:tblCellMar>
-        </w:tblPrEx>
         <w:tc>
           <w:tcPr>
             <w:tcW w:w="3800" w:type="dxa"/>
@@ -2433,12 +2277,6 @@
         </w:tc>
       </w:tr>
       <w:tr>
-        <w:tblPrEx>
-          <w:tblCellMar>
-            <w:top w:w="0" w:type="dxa"/>
-            <w:bottom w:w="0" w:type="dxa"/>
-          </w:tblCellMar>
-        </w:tblPrEx>
         <w:tc>
           <w:tcPr>
             <w:tcW w:w="3800" w:type="dxa"/>
@@ -2497,12 +2335,6 @@
         </w:tc>
       </w:tr>
       <w:tr>
-        <w:tblPrEx>
-          <w:tblCellMar>
-            <w:top w:w="0" w:type="dxa"/>
-            <w:bottom w:w="0" w:type="dxa"/>
-          </w:tblCellMar>
-        </w:tblPrEx>
         <w:tc>
           <w:tcPr>
             <w:tcW w:w="3800" w:type="dxa"/>
@@ -2561,12 +2393,6 @@
         </w:tc>
       </w:tr>
       <w:tr>
-        <w:tblPrEx>
-          <w:tblCellMar>
-            <w:top w:w="0" w:type="dxa"/>
-            <w:bottom w:w="0" w:type="dxa"/>
-          </w:tblCellMar>
-        </w:tblPrEx>
         <w:tc>
           <w:tcPr>
             <w:tcW w:w="3800" w:type="dxa"/>
@@ -2617,12 +2443,6 @@
         </w:tc>
       </w:tr>
       <w:tr>
-        <w:tblPrEx>
-          <w:tblCellMar>
-            <w:top w:w="0" w:type="dxa"/>
-            <w:bottom w:w="0" w:type="dxa"/>
-          </w:tblCellMar>
-        </w:tblPrEx>
         <w:tc>
           <w:tcPr>
             <w:tcW w:w="3800" w:type="dxa"/>
@@ -2673,12 +2493,6 @@
         </w:tc>
       </w:tr>
       <w:tr>
-        <w:tblPrEx>
-          <w:tblCellMar>
-            <w:top w:w="0" w:type="dxa"/>
-            <w:bottom w:w="0" w:type="dxa"/>
-          </w:tblCellMar>
-        </w:tblPrEx>
         <w:tc>
           <w:tcPr>
             <w:tcW w:w="3800" w:type="dxa"/>
@@ -2737,12 +2551,6 @@
         </w:tc>
       </w:tr>
       <w:tr>
-        <w:tblPrEx>
-          <w:tblCellMar>
-            <w:top w:w="0" w:type="dxa"/>
-            <w:bottom w:w="0" w:type="dxa"/>
-          </w:tblCellMar>
-        </w:tblPrEx>
         <w:tc>
           <w:tcPr>
             <w:tcW w:w="3800" w:type="dxa"/>
@@ -2809,12 +2617,6 @@
         </w:tc>
       </w:tr>
       <w:tr>
-        <w:tblPrEx>
-          <w:tblCellMar>
-            <w:top w:w="0" w:type="dxa"/>
-            <w:bottom w:w="0" w:type="dxa"/>
-          </w:tblCellMar>
-        </w:tblPrEx>
         <w:tc>
           <w:tcPr>
             <w:tcW w:w="3800" w:type="dxa"/>
@@ -2882,12 +2684,6 @@
         </w:tc>
       </w:tr>
       <w:tr>
-        <w:tblPrEx>
-          <w:tblCellMar>
-            <w:top w:w="0" w:type="dxa"/>
-            <w:bottom w:w="0" w:type="dxa"/>
-          </w:tblCellMar>
-        </w:tblPrEx>
         <w:tc>
           <w:tcPr>
             <w:tcW w:w="3800" w:type="dxa"/>
@@ -2946,12 +2742,6 @@
         </w:tc>
       </w:tr>
       <w:tr>
-        <w:tblPrEx>
-          <w:tblCellMar>
-            <w:top w:w="0" w:type="dxa"/>
-            <w:bottom w:w="0" w:type="dxa"/>
-          </w:tblCellMar>
-        </w:tblPrEx>
         <w:tc>
           <w:tcPr>
             <w:tcW w:w="3800" w:type="dxa"/>
@@ -3018,12 +2808,6 @@
         </w:tc>
       </w:tr>
       <w:tr>
-        <w:tblPrEx>
-          <w:tblCellMar>
-            <w:top w:w="0" w:type="dxa"/>
-            <w:bottom w:w="0" w:type="dxa"/>
-          </w:tblCellMar>
-        </w:tblPrEx>
         <w:tc>
           <w:tcPr>
             <w:tcW w:w="3800" w:type="dxa"/>
@@ -3082,12 +2866,6 @@
         </w:tc>
       </w:tr>
       <w:tr>
-        <w:tblPrEx>
-          <w:tblCellMar>
-            <w:top w:w="0" w:type="dxa"/>
-            <w:bottom w:w="0" w:type="dxa"/>
-          </w:tblCellMar>
-        </w:tblPrEx>
         <w:tc>
           <w:tcPr>
             <w:tcW w:w="3800" w:type="dxa"/>
@@ -3136,12 +2914,6 @@
         </w:tc>
       </w:tr>
       <w:tr>
-        <w:tblPrEx>
-          <w:tblCellMar>
-            <w:top w:w="0" w:type="dxa"/>
-            <w:bottom w:w="0" w:type="dxa"/>
-          </w:tblCellMar>
-        </w:tblPrEx>
         <w:tc>
           <w:tcPr>
             <w:tcW w:w="3800" w:type="dxa"/>
@@ -3200,12 +2972,6 @@
         </w:tc>
       </w:tr>
       <w:tr>
-        <w:tblPrEx>
-          <w:tblCellMar>
-            <w:top w:w="0" w:type="dxa"/>
-            <w:bottom w:w="0" w:type="dxa"/>
-          </w:tblCellMar>
-        </w:tblPrEx>
         <w:tc>
           <w:tcPr>
             <w:tcW w:w="3800" w:type="dxa"/>
@@ -3280,12 +3046,6 @@
         </w:tc>
       </w:tr>
       <w:tr>
-        <w:tblPrEx>
-          <w:tblCellMar>
-            <w:top w:w="0" w:type="dxa"/>
-            <w:bottom w:w="0" w:type="dxa"/>
-          </w:tblCellMar>
-        </w:tblPrEx>
         <w:tc>
           <w:tcPr>
             <w:tcW w:w="3800" w:type="dxa"/>
@@ -3344,12 +3104,6 @@
         </w:tc>
       </w:tr>
       <w:tr>
-        <w:tblPrEx>
-          <w:tblCellMar>
-            <w:top w:w="0" w:type="dxa"/>
-            <w:bottom w:w="0" w:type="dxa"/>
-          </w:tblCellMar>
-        </w:tblPrEx>
         <w:tc>
           <w:tcPr>
             <w:tcW w:w="3800" w:type="dxa"/>
@@ -3416,12 +3170,6 @@
         </w:tc>
       </w:tr>
       <w:tr>
-        <w:tblPrEx>
-          <w:tblCellMar>
-            <w:top w:w="0" w:type="dxa"/>
-            <w:bottom w:w="0" w:type="dxa"/>
-          </w:tblCellMar>
-        </w:tblPrEx>
         <w:tc>
           <w:tcPr>
             <w:tcW w:w="3800" w:type="dxa"/>
@@ -3488,12 +3236,6 @@
         </w:tc>
       </w:tr>
       <w:tr>
-        <w:tblPrEx>
-          <w:tblCellMar>
-            <w:top w:w="0" w:type="dxa"/>
-            <w:bottom w:w="0" w:type="dxa"/>
-          </w:tblCellMar>
-        </w:tblPrEx>
         <w:tc>
           <w:tcPr>
             <w:tcW w:w="3800" w:type="dxa"/>
